--- a/TestCases/Merge1.docx
+++ b/TestCases/Merge1.docx
@@ -2,8 +2,125 @@
 <file path=word/document.xml><?xml version="1.0" encoding="utf-8"?>
 <w:document xmlns:a="http://schemas.openxmlformats.org/drawingml/2006/main" xmlns:pic="http://schemas.openxmlformats.org/drawingml/2006/picture" xmlns:wpc="http://schemas.microsoft.com/office/word/2010/wordprocessingCanvas" xmlns:cx="http://schemas.microsoft.com/office/drawing/2014/chartex" xmlns:cx1="http://schemas.microsoft.com/office/drawing/2015/9/8/chartex" xmlns:cx2="http://schemas.microsoft.com/office/drawing/2015/10/21/chartex" xmlns:cx3="http://schemas.microsoft.com/office/drawing/2016/5/9/chartex" xmlns:cx4="http://schemas.microsoft.com/office/drawing/2016/5/10/chartex" xmlns:cx5="http://schemas.microsoft.com/office/drawing/2016/5/11/chartex" xmlns:cx6="http://schemas.microsoft.com/office/drawing/2016/5/12/chartex" xmlns:cx7="http://schemas.microsoft.com/office/drawing/2016/5/13/chartex" xmlns:cx8="http://schemas.microsoft.com/office/drawing/2016/5/14/chartex" xmlns:mc="http://schemas.openxmlformats.org/markup-compatibility/2006" xmlns:aink="http://schemas.microsoft.com/office/drawing/2016/ink" xmlns:am3d="http://schemas.microsoft.com/office/drawing/2017/model3d" xmlns:o="urn:schemas-microsoft-com:office:office" xmlns:oel="http://schemas.microsoft.com/office/2019/extlst" xmlns:r="http://schemas.openxmlformats.org/officeDocument/2006/relationships" xmlns:m="http://schemas.openxmlformats.org/officeDocument/2006/math" xmlns:v="urn:schemas-microsoft-com:vml" xmlns:wp14="http://schemas.microsoft.com/office/word/2010/wordprocessingDrawing" xmlns:wp="http://schemas.openxmlformats.org/drawingml/2006/wordprocessingDrawing" xmlns:w10="urn:schemas-microsoft-com:office:word" xmlns:w="http://schemas.openxmlformats.org/wordprocessingml/2006/main" xmlns:w14="http://schemas.microsoft.com/office/word/2010/wordml" xmlns:w15="http://schemas.microsoft.com/office/word/2012/wordml" xmlns:w16cex="http://schemas.microsoft.com/office/word/2018/wordml/cex" xmlns:w16cid="http://schemas.microsoft.com/office/word/2016/wordml/cid" xmlns:w16="http://schemas.microsoft.com/office/word/2018/wordml" xmlns:w16du="http://schemas.microsoft.com/office/word/2023/wordml/word16du" xmlns:w16sdtdh="http://schemas.microsoft.com/office/word/2020/wordml/sdtdatahash" xmlns:w16sdtfl="http://schemas.microsoft.com/office/word/2024/wordml/sdtformatlock" xmlns:w16se="http://schemas.microsoft.com/office/word/2015/wordml/symex" xmlns:wpg="http://schemas.microsoft.com/office/word/2010/wordprocessingGroup" xmlns:wpi="http://schemas.microsoft.com/office/word/2010/wordprocessingInk" xmlns:wne="http://schemas.microsoft.com/office/word/2006/wordml" xmlns:wps="http://schemas.microsoft.com/office/word/2010/wordprocessingShape" mc:Ignorable="w14 w15 w16se w16cid w16 w16cex w16sdtdh w16sdtfl w16du wp14">
   <w:body>
+    <w:p/>
+    <w:p/>
+    <w:p>
+      <w:hyperlink w:history="1" r:id="rId4">
+        <w:r>
+          <w:rPr>
+            <w:color w:val="0563C1"/>
+            <w:u w:val="single"/>
+          </w:rPr>
+          <w:t>Google</w:t>
+        </w:r>
+      </w:hyperlink>
+    </w:p>
+    <w:p>
+      <w:hyperlink w:history="1" r:id="rId5">
+        <w:r>
+          <w:rPr>
+            <w:color w:val="0563C1"/>
+            <w:u w:val="single"/>
+          </w:rPr>
+          <w:t>Google</w:t>
+        </w:r>
+      </w:hyperlink>
+    </w:p>
+    <w:p>
+      <w:hyperlink w:history="1" r:id="rId6">
+        <w:r>
+          <w:rPr>
+            <w:color w:val="0563C1"/>
+            <w:u w:val="single"/>
+          </w:rPr>
+          <w:t>Google</w:t>
+        </w:r>
+      </w:hyperlink>
+    </w:p>
+    <w:p>
+      <w:hyperlink w:history="1" r:id="rId7">
+        <w:r>
+          <w:rPr>
+            <w:color w:val="0563C1"/>
+            <w:u w:val="single"/>
+          </w:rPr>
+          <w:t>Google</w:t>
+        </w:r>
+      </w:hyperlink>
+    </w:p>
+    <w:p>
+      <w:hyperlink w:history="1" r:id="rId8">
+        <w:r>
+          <w:rPr>
+            <w:color w:val="0563C1"/>
+            <w:u w:val="single"/>
+          </w:rPr>
+          <w:t>Google</w:t>
+        </w:r>
+      </w:hyperlink>
+    </w:p>
+    <w:p>
+      <w:hyperlink w:history="1" r:id="rId9">
+        <w:r>
+          <w:rPr>
+            <w:color w:val="0563C1"/>
+            <w:u w:val="single"/>
+          </w:rPr>
+          <w:t>Google</w:t>
+        </w:r>
+      </w:hyperlink>
+    </w:p>
+    <w:p>
+      <w:hyperlink w:history="1" r:id="rId10">
+        <w:r>
+          <w:rPr>
+            <w:color w:val="0563C1"/>
+            <w:u w:val="single"/>
+          </w:rPr>
+          <w:t>Google</w:t>
+        </w:r>
+      </w:hyperlink>
+    </w:p>
+    <w:p>
+      <w:hyperlink w:history="1" r:id="rId11">
+        <w:r>
+          <w:rPr>
+            <w:color w:val="0563C1"/>
+            <w:u w:val="single"/>
+          </w:rPr>
+          <w:t>Google</w:t>
+        </w:r>
+      </w:hyperlink>
+    </w:p>
+    <w:p>
+      <w:hyperlink w:history="1" r:id="rId12">
+        <w:r>
+          <w:rPr>
+            <w:color w:val="0563C1"/>
+            <w:u w:val="single"/>
+          </w:rPr>
+          <w:t>Google</w:t>
+        </w:r>
+      </w:hyperlink>
+    </w:p>
+    <w:p>
+      <w:hyperlink w:history="1" r:id="rId13">
+        <w:r>
+          <w:rPr>
+            <w:color w:val="0563C1"/>
+            <w:u w:val="single"/>
+          </w:rPr>
+          <w:t>Google</w:t>
+        </w:r>
+      </w:hyperlink>
+    </w:p>
+    <w:p/>
+    <w:p/>
     <w:p>
       <w:r>
+        <w:rPr>
+          <w:noProof/>
+        </w:rPr>
         <w:drawing>
           <wp:inline distT="0" distB="0" distL="0" distR="0" wp14:anchorId="49F2950F" wp14:editId="2A660B36">
             <wp:extent cx="5731510" cy="615950"/>
@@ -20,7 +137,7 @@
                     <pic:cNvPicPr/>
                   </pic:nvPicPr>
                   <pic:blipFill>
-                    <a:blip r:embed="rId4"/>
+                    <a:blip r:embed="rId14"/>
                     <a:stretch>
                       <a:fillRect/>
                     </a:stretch>
@@ -450,6 +567,7 @@
   <w:style w:type="paragraph" w:styleId="Normal" w:default="1">
     <w:name w:val="Normal"/>
     <w:qFormat/>
+    <w:rsid w:val="007A0317"/>
     <w:rPr>
       <w:rFonts w:cs="Mangal"/>
     </w:rPr>
